--- a/docs/盤點班表調移系統_功能說明書.docx
+++ b/docs/盤點班表調移系統_功能說明書.docx
@@ -2748,6 +2748,179 @@
           <w:sz w:val="25"/>
           <w:szCs w:val="25"/>
         </w:rPr>
+        <w:t xml:space="preserve">輸入店號自動帶入門市資料</w:t>
+      </w:r>
+    </w:p>
+    <w:p>
+      <w:pPr>
+        <w:spacing w:after="120" w:line="300"/>
+      </w:pPr>
+      <w:r>
+        <w:rPr>
+          <w:sz w:val="22"/>
+          <w:szCs w:val="22"/>
+        </w:rPr>
+        <w:t xml:space="preserve">只要輸入店號，系統會自動把該門市的其餘欄位一次填好，不需要逐欄輸入：</w:t>
+      </w:r>
+    </w:p>
+    <w:p>
+      <w:pPr>
+        <w:spacing w:after="60" w:before="80"/>
+        <w:ind w:left="400"/>
+      </w:pPr>
+      <w:r>
+        <w:rPr>
+          <w:rFonts w:ascii="Consolas" w:cs="Consolas" w:eastAsia="Consolas" w:hAnsi="Consolas"/>
+          <w:color w:val="4B5563"/>
+          <w:sz w:val="21"/>
+          <w:szCs w:val="21"/>
+        </w:rPr>
+        <w:t xml:space="preserve">輸入店號  005989</w:t>
+      </w:r>
+    </w:p>
+    <w:p>
+      <w:pPr>
+        <w:spacing w:after="120"/>
+        <w:ind w:left="400"/>
+      </w:pPr>
+      <w:r>
+        <w:rPr>
+          <w:rFonts w:ascii="Consolas" w:cs="Consolas" w:eastAsia="Consolas" w:hAnsi="Consolas"/>
+          <w:color w:val="0F766E"/>
+          <w:sz w:val="21"/>
+          <w:szCs w:val="21"/>
+        </w:rPr>
+        <w:t xml:space="preserve">店名 中賓店　型態 RC　課別 北一課　前次盤點 20260723</w:t>
+      </w:r>
+    </w:p>
+    <w:p>
+      <w:pPr>
+        <w:spacing w:after="120" w:line="300"/>
+      </w:pPr>
+      <w:r>
+        <w:rPr>
+          <w:sz w:val="22"/>
+          <w:szCs w:val="22"/>
+        </w:rPr>
+        <w:t xml:space="preserve">下方的「連動欄位」會同時顯示課別代號與營業課別：</w:t>
+      </w:r>
+    </w:p>
+    <w:p>
+      <w:pPr>
+        <w:spacing w:after="120" w:before="80"/>
+        <w:ind w:left="400"/>
+      </w:pPr>
+      <w:r>
+        <w:rPr>
+          <w:rFonts w:ascii="Consolas" w:cs="Consolas" w:eastAsia="Consolas" w:hAnsi="Consolas"/>
+          <w:color w:val="6D28D9"/>
+          <w:sz w:val="21"/>
+          <w:szCs w:val="21"/>
+        </w:rPr>
+        <w:t xml:space="preserve">連動欄位　［課別代號 C001］［營業課別 SE72］</w:t>
+      </w:r>
+    </w:p>
+    <w:p>
+      <w:pPr>
+        <w:spacing w:after="120" w:line="300"/>
+      </w:pPr>
+      <w:r>
+        <w:rPr>
+          <w:sz w:val="22"/>
+          <w:szCs w:val="22"/>
+        </w:rPr>
+        <w:t xml:space="preserve">這兩個欄位不開放直接編輯，而是跟著店號連動，避免手動填錯。</w:t>
+      </w:r>
+    </w:p>
+    <w:p>
+      <w:pPr>
+        <w:spacing w:after="120"/>
+      </w:pPr>
+    </w:p>
+    <w:tbl>
+      <w:tblPr>
+        <w:tblW w:type="dxa" w:w="9314"/>
+        <w:tblBorders>
+          <w:top w:val="single" w:color="FCD34D" w:sz="4"/>
+          <w:left w:val="single" w:color="F59E0B" w:sz="18"/>
+          <w:bottom w:val="single" w:color="FCD34D" w:sz="4"/>
+          <w:right w:val="single" w:color="FCD34D" w:sz="4"/>
+          <w:insideH w:val="none"/>
+          <w:insideV w:val="none"/>
+        </w:tblBorders>
+      </w:tblPr>
+      <w:tblGrid>
+        <w:gridCol w:w="9314"/>
+      </w:tblGrid>
+      <w:tr>
+        <w:tc>
+          <w:tcPr>
+            <w:tcW w:type="dxa" w:w="9314"/>
+            <w:shd w:fill="FEF3C7" w:color="auto" w:val="clear"/>
+            <w:tcMar>
+              <w:top w:type="dxa" w:w="140"/>
+              <w:left w:type="dxa" w:w="180"/>
+              <w:bottom w:type="dxa" w:w="140"/>
+              <w:right w:type="dxa" w:w="180"/>
+            </w:tcMar>
+          </w:tcPr>
+          <w:p>
+            <w:pPr>
+              <w:spacing w:after="80" w:line="290"/>
+            </w:pPr>
+            <w:r>
+              <w:rPr>
+                <w:b/>
+                <w:bCs/>
+                <w:color w:val="92400E"/>
+                <w:sz w:val="22"/>
+                <w:szCs w:val="22"/>
+              </w:rPr>
+              <w:t xml:space="preserve">輸入不存在的店號會怎樣？</w:t>
+            </w:r>
+          </w:p>
+          <w:p>
+            <w:pPr>
+              <w:spacing w:after="60" w:line="290"/>
+            </w:pPr>
+            <w:r>
+              <w:rPr>
+                <w:color w:val="78350F"/>
+                <w:sz w:val="21"/>
+                <w:szCs w:val="21"/>
+              </w:rPr>
+              <w:t xml:space="preserve">若店號不在班表中（例如全新的門市），系統不會亂填也不會清空，</w:t>
+            </w:r>
+          </w:p>
+          <w:p>
+            <w:pPr>
+              <w:spacing w:after="0" w:line="290"/>
+            </w:pPr>
+            <w:r>
+              <w:rPr>
+                <w:color w:val="78350F"/>
+                <w:sz w:val="21"/>
+                <w:szCs w:val="21"/>
+              </w:rPr>
+              <w:t xml:space="preserve">會保留原有的值並提示「此店號不在班表中」，由你自行確認要填什麼。</w:t>
+            </w:r>
+          </w:p>
+        </w:tc>
+      </w:tr>
+    </w:tbl>
+    <w:p>
+      <w:pPr>
+        <w:pStyle w:val="Heading2"/>
+        <w:spacing w:after="120" w:before="260"/>
+      </w:pPr>
+      <w:r>
+        <w:rPr>
+          <w:b/>
+          <w:bCs/>
+          <w:color w:val="1F2937"/>
+          <w:sz w:val="25"/>
+          <w:szCs w:val="25"/>
+        </w:rPr>
         <w:t xml:space="preserve">工號即時預覽</w:t>
       </w:r>
     </w:p>
@@ -3096,7 +3269,7 @@
                 <w:sz w:val="21"/>
                 <w:szCs w:val="21"/>
               </w:rPr>
-              <w:t xml:space="preserve">門市的唯一識別碼</w:t>
+              <w:t xml:space="preserve">門市的唯一識別碼。輸入後會自動帶入以下其餘欄位</w:t>
             </w:r>
           </w:p>
         </w:tc>
@@ -3167,7 +3340,7 @@
                 <w:sz w:val="21"/>
                 <w:szCs w:val="21"/>
               </w:rPr>
-              <w:t xml:space="preserve"/>
+              <w:t xml:space="preserve">依店號自動帶入</w:t>
             </w:r>
           </w:p>
         </w:tc>
@@ -3238,7 +3411,7 @@
                 <w:sz w:val="21"/>
                 <w:szCs w:val="21"/>
               </w:rPr>
-              <w:t xml:space="preserve">FC、RC、轉 等</w:t>
+              <w:t xml:space="preserve">FC、RC、轉 等，依店號自動帶入</w:t>
             </w:r>
           </w:p>
         </w:tc>
@@ -3309,7 +3482,7 @@
                 <w:sz w:val="21"/>
                 <w:szCs w:val="21"/>
               </w:rPr>
-              <w:t xml:space="preserve"/>
+              <w:t xml:space="preserve">依店號自動帶入</w:t>
             </w:r>
           </w:p>
         </w:tc>
@@ -3334,6 +3507,148 @@
                 <w:sz w:val="21"/>
                 <w:szCs w:val="21"/>
               </w:rPr>
+              <w:t xml:space="preserve">課別代號</w:t>
+            </w:r>
+          </w:p>
+        </w:tc>
+        <w:tc>
+          <w:tcPr>
+            <w:tcW w:type="dxa" w:w="1863"/>
+            <w:tcMar>
+              <w:top w:type="dxa" w:w="80"/>
+              <w:left w:type="dxa" w:w="120"/>
+              <w:bottom w:type="dxa" w:w="80"/>
+              <w:right w:type="dxa" w:w="120"/>
+            </w:tcMar>
+          </w:tcPr>
+          <w:p>
+            <w:pPr>
+              <w:spacing w:after="0" w:line="280"/>
+            </w:pPr>
+            <w:r>
+              <w:rPr>
+                <w:sz w:val="21"/>
+                <w:szCs w:val="21"/>
+              </w:rPr>
+              <w:t xml:space="preserve">連動</w:t>
+            </w:r>
+          </w:p>
+        </w:tc>
+        <w:tc>
+          <w:tcPr>
+            <w:tcW w:type="dxa" w:w="5588"/>
+            <w:tcMar>
+              <w:top w:type="dxa" w:w="80"/>
+              <w:left w:type="dxa" w:w="120"/>
+              <w:bottom w:type="dxa" w:w="80"/>
+              <w:right w:type="dxa" w:w="120"/>
+            </w:tcMar>
+          </w:tcPr>
+          <w:p>
+            <w:pPr>
+              <w:spacing w:after="0" w:line="280"/>
+            </w:pPr>
+            <w:r>
+              <w:rPr>
+                <w:sz w:val="21"/>
+                <w:szCs w:val="21"/>
+              </w:rPr>
+              <w:t xml:space="preserve">不可直接編輯，跟著店號連動顯示</w:t>
+            </w:r>
+          </w:p>
+        </w:tc>
+      </w:tr>
+      <w:tr>
+        <w:tc>
+          <w:tcPr>
+            <w:tcW w:type="dxa" w:w="1863"/>
+            <w:tcMar>
+              <w:top w:type="dxa" w:w="80"/>
+              <w:left w:type="dxa" w:w="120"/>
+              <w:bottom w:type="dxa" w:w="80"/>
+              <w:right w:type="dxa" w:w="120"/>
+            </w:tcMar>
+          </w:tcPr>
+          <w:p>
+            <w:pPr>
+              <w:spacing w:after="0" w:line="280"/>
+            </w:pPr>
+            <w:r>
+              <w:rPr>
+                <w:sz w:val="21"/>
+                <w:szCs w:val="21"/>
+              </w:rPr>
+              <w:t xml:space="preserve">營業課別</w:t>
+            </w:r>
+          </w:p>
+        </w:tc>
+        <w:tc>
+          <w:tcPr>
+            <w:tcW w:type="dxa" w:w="1863"/>
+            <w:tcMar>
+              <w:top w:type="dxa" w:w="80"/>
+              <w:left w:type="dxa" w:w="120"/>
+              <w:bottom w:type="dxa" w:w="80"/>
+              <w:right w:type="dxa" w:w="120"/>
+            </w:tcMar>
+          </w:tcPr>
+          <w:p>
+            <w:pPr>
+              <w:spacing w:after="0" w:line="280"/>
+            </w:pPr>
+            <w:r>
+              <w:rPr>
+                <w:sz w:val="21"/>
+                <w:szCs w:val="21"/>
+              </w:rPr>
+              <w:t xml:space="preserve">連動</w:t>
+            </w:r>
+          </w:p>
+        </w:tc>
+        <w:tc>
+          <w:tcPr>
+            <w:tcW w:type="dxa" w:w="5588"/>
+            <w:tcMar>
+              <w:top w:type="dxa" w:w="80"/>
+              <w:left w:type="dxa" w:w="120"/>
+              <w:bottom w:type="dxa" w:w="80"/>
+              <w:right w:type="dxa" w:w="120"/>
+            </w:tcMar>
+          </w:tcPr>
+          <w:p>
+            <w:pPr>
+              <w:spacing w:after="0" w:line="280"/>
+            </w:pPr>
+            <w:r>
+              <w:rPr>
+                <w:sz w:val="21"/>
+                <w:szCs w:val="21"/>
+              </w:rPr>
+              <w:t xml:space="preserve">不可直接編輯，跟著店號連動顯示</w:t>
+            </w:r>
+          </w:p>
+        </w:tc>
+      </w:tr>
+      <w:tr>
+        <w:tc>
+          <w:tcPr>
+            <w:tcW w:type="dxa" w:w="1863"/>
+            <w:tcMar>
+              <w:top w:type="dxa" w:w="80"/>
+              <w:left w:type="dxa" w:w="120"/>
+              <w:bottom w:type="dxa" w:w="80"/>
+              <w:right w:type="dxa" w:w="120"/>
+            </w:tcMar>
+          </w:tcPr>
+          <w:p>
+            <w:pPr>
+              <w:spacing w:after="0" w:line="280"/>
+            </w:pPr>
+            <w:r>
+              <w:rPr>
+                <w:sz w:val="21"/>
+                <w:szCs w:val="21"/>
+              </w:rPr>
               <w:t xml:space="preserve">指定日期</w:t>
             </w:r>
           </w:p>
@@ -3386,6 +3701,23 @@
         </w:tc>
       </w:tr>
     </w:tbl>
+    <w:p>
+      <w:pPr>
+        <w:spacing w:after="120"/>
+      </w:pPr>
+    </w:p>
+    <w:p>
+      <w:pPr>
+        <w:spacing w:after="120" w:line="300"/>
+      </w:pPr>
+      <w:r>
+        <w:rPr>
+          <w:sz w:val="22"/>
+          <w:szCs w:val="22"/>
+        </w:rPr>
+        <w:t xml:space="preserve">跟槽位編輯一樣，只要輸入班表裡已有的店號，其餘欄位都會自動填好，不需要逐欄輸入。</w:t>
+      </w:r>
+    </w:p>
     <w:p>
       <w:pPr>
         <w:pStyle w:val="Heading2"/>
@@ -5868,7 +6200,255 @@
           <w:sz w:val="30"/>
           <w:szCs w:val="30"/>
         </w:rPr>
-        <w:t xml:space="preserve">十一、人員資料介接</w:t>
+        <w:t xml:space="preserve">十一、系統的自動對照機制</w:t>
+      </w:r>
+    </w:p>
+    <w:p>
+      <w:pPr>
+        <w:spacing w:after="120" w:line="300"/>
+      </w:pPr>
+      <w:r>
+        <w:rPr>
+          <w:sz w:val="22"/>
+          <w:szCs w:val="22"/>
+        </w:rPr>
+        <w:t xml:space="preserve">系統會在匯入班表時自動建立兩份對照表。這些資料都是從班表本身推導出來的，不需要額外準備檔案，也不需要等 IT 串接 API。</w:t>
+      </w:r>
+    </w:p>
+    <w:p>
+      <w:pPr>
+        <w:pStyle w:val="Heading2"/>
+        <w:spacing w:after="120" w:before="260"/>
+      </w:pPr>
+      <w:r>
+        <w:rPr>
+          <w:b/>
+          <w:bCs/>
+          <w:color w:val="1F2937"/>
+          <w:sz w:val="25"/>
+          <w:szCs w:val="25"/>
+        </w:rPr>
+        <w:t xml:space="preserve">一、人員代號 ↔ 工號</w:t>
+      </w:r>
+    </w:p>
+    <w:p>
+      <w:pPr>
+        <w:spacing w:after="120" w:line="300"/>
+      </w:pPr>
+      <w:r>
+        <w:rPr>
+          <w:sz w:val="22"/>
+          <w:szCs w:val="22"/>
+        </w:rPr>
+        <w:t xml:space="preserve">班表的「預定盤點者」是代號串（例如「董憶瑄」），「盤點1～8」則依序記錄對應的工號。兩者一一對應，掃描整份班表即可還原完整對照。</w:t>
+      </w:r>
+    </w:p>
+    <w:p>
+      <w:pPr>
+        <w:spacing w:after="120" w:before="80"/>
+        <w:ind w:left="400"/>
+      </w:pPr>
+      <w:r>
+        <w:rPr>
+          <w:rFonts w:ascii="Consolas" w:cs="Consolas" w:eastAsia="Consolas" w:hAnsi="Consolas"/>
+          <w:color w:val="0F766E"/>
+          <w:sz w:val="21"/>
+          <w:szCs w:val="21"/>
+        </w:rPr>
+        <w:t xml:space="preserve">董 = 11007010　憶 = 10512008　瑄 = 11505003　吳 = 10005011　…</w:t>
+      </w:r>
+    </w:p>
+    <w:p>
+      <w:pPr>
+        <w:spacing w:after="120" w:line="300"/>
+      </w:pPr>
+      <w:r>
+        <w:rPr>
+          <w:sz w:val="22"/>
+          <w:szCs w:val="22"/>
+        </w:rPr>
+        <w:t xml:space="preserve">用途：手動修改「預定盤點者」後，自動重算人力與盤點1～8 的工號。</w:t>
+      </w:r>
+    </w:p>
+    <w:p>
+      <w:pPr>
+        <w:pStyle w:val="Heading2"/>
+        <w:spacing w:after="120" w:before="260"/>
+      </w:pPr>
+      <w:r>
+        <w:rPr>
+          <w:b/>
+          <w:bCs/>
+          <w:color w:val="1F2937"/>
+          <w:sz w:val="25"/>
+          <w:szCs w:val="25"/>
+        </w:rPr>
+        <w:t xml:space="preserve">二、店號 ↔ 門市資料</w:t>
+      </w:r>
+    </w:p>
+    <w:p>
+      <w:pPr>
+        <w:spacing w:after="120" w:line="300"/>
+      </w:pPr>
+      <w:r>
+        <w:rPr>
+          <w:sz w:val="22"/>
+          <w:szCs w:val="22"/>
+        </w:rPr>
+        <w:t xml:space="preserve">同一間店在班表各處的屬性一致，因此可建立門市主檔：</w:t>
+      </w:r>
+    </w:p>
+    <w:p>
+      <w:pPr>
+        <w:spacing w:after="120" w:before="80"/>
+        <w:ind w:left="400"/>
+      </w:pPr>
+      <w:r>
+        <w:rPr>
+          <w:rFonts w:ascii="Consolas" w:cs="Consolas" w:eastAsia="Consolas" w:hAnsi="Consolas"/>
+          <w:color w:val="6D28D9"/>
+          <w:sz w:val="21"/>
+          <w:szCs w:val="21"/>
+        </w:rPr>
+        <w:t xml:space="preserve">025288 = 迪化店／FC／北一課／C001／SE72／20260602</w:t>
+      </w:r>
+    </w:p>
+    <w:p>
+      <w:pPr>
+        <w:spacing w:after="120" w:line="300"/>
+      </w:pPr>
+      <w:r>
+        <w:rPr>
+          <w:sz w:val="22"/>
+          <w:szCs w:val="22"/>
+        </w:rPr>
+        <w:t xml:space="preserve">用途：輸入店號時自動帶入店名、型態、課別、課別代號、營業課別與前次盤點。</w:t>
+      </w:r>
+    </w:p>
+    <w:p>
+      <w:pPr>
+        <w:spacing w:after="160"/>
+      </w:pPr>
+    </w:p>
+    <w:tbl>
+      <w:tblPr>
+        <w:tblW w:type="dxa" w:w="9314"/>
+        <w:tblBorders>
+          <w:top w:val="single" w:color="FCD34D" w:sz="4"/>
+          <w:left w:val="single" w:color="F59E0B" w:sz="18"/>
+          <w:bottom w:val="single" w:color="FCD34D" w:sz="4"/>
+          <w:right w:val="single" w:color="FCD34D" w:sz="4"/>
+          <w:insideH w:val="none"/>
+          <w:insideV w:val="none"/>
+        </w:tblBorders>
+      </w:tblPr>
+      <w:tblGrid>
+        <w:gridCol w:w="9314"/>
+      </w:tblGrid>
+      <w:tr>
+        <w:tc>
+          <w:tcPr>
+            <w:tcW w:type="dxa" w:w="9314"/>
+            <w:shd w:fill="ECFDF5" w:color="auto" w:val="clear"/>
+            <w:tcMar>
+              <w:top w:type="dxa" w:w="140"/>
+              <w:left w:type="dxa" w:w="180"/>
+              <w:bottom w:type="dxa" w:w="140"/>
+              <w:right w:type="dxa" w:w="180"/>
+            </w:tcMar>
+          </w:tcPr>
+          <w:p>
+            <w:pPr>
+              <w:spacing w:after="80" w:line="290"/>
+            </w:pPr>
+            <w:r>
+              <w:rPr>
+                <w:b/>
+                <w:bCs/>
+                <w:color w:val="92400E"/>
+                <w:sz w:val="22"/>
+                <w:szCs w:val="22"/>
+              </w:rPr>
+              <w:t xml:space="preserve">這些對照表準確嗎？</w:t>
+            </w:r>
+          </w:p>
+          <w:p>
+            <w:pPr>
+              <w:spacing w:after="60" w:line="290"/>
+            </w:pPr>
+            <w:r>
+              <w:rPr>
+                <w:color w:val="78350F"/>
+                <w:sz w:val="21"/>
+                <w:szCs w:val="21"/>
+              </w:rPr>
+              <w:t xml:space="preserve">以 2026 年 8 月北一課的實際班表驗證：</w:t>
+            </w:r>
+          </w:p>
+          <w:p>
+            <w:pPr>
+              <w:spacing w:after="60" w:line="290"/>
+            </w:pPr>
+            <w:r>
+              <w:rPr>
+                <w:color w:val="78350F"/>
+                <w:sz w:val="21"/>
+                <w:szCs w:val="21"/>
+              </w:rPr>
+              <w:t xml:space="preserve">　· 人員對照：390 列建出 28 個代號，零衝突</w:t>
+            </w:r>
+          </w:p>
+          <w:p>
+            <w:pPr>
+              <w:spacing w:after="60" w:line="290"/>
+            </w:pPr>
+            <w:r>
+              <w:rPr>
+                <w:color w:val="78350F"/>
+                <w:sz w:val="21"/>
+                <w:szCs w:val="21"/>
+              </w:rPr>
+              <w:t xml:space="preserve">　· 門市主檔：390 間店的 6 個欄位皆一對一，零衝突</w:t>
+            </w:r>
+          </w:p>
+          <w:p>
+            <w:pPr>
+              <w:spacing w:after="0" w:line="290"/>
+            </w:pPr>
+            <w:r>
+              <w:rPr>
+                <w:color w:val="78350F"/>
+                <w:sz w:val="21"/>
+                <w:szCs w:val="21"/>
+              </w:rPr>
+              <w:t xml:space="preserve">用推導出的對照表重新計算原檔全部資料，結果與原始檔案完全一致。</w:t>
+            </w:r>
+          </w:p>
+        </w:tc>
+      </w:tr>
+    </w:tbl>
+    <w:p>
+      <w:r>
+        <w:br w:type="page"/>
+      </w:r>
+    </w:p>
+    <w:p>
+      <w:pPr>
+        <w:pStyle w:val="Heading1"/>
+        <w:pBdr>
+          <w:bottom w:val="single" w:color="6D28D9" w:sz="12" w:space="6"/>
+        </w:pBdr>
+        <w:spacing w:after="160" w:before="360"/>
+      </w:pPr>
+      <w:r>
+        <w:rPr>
+          <w:b/>
+          <w:bCs/>
+          <w:color w:val="6D28D9"/>
+          <w:sz w:val="30"/>
+          <w:szCs w:val="30"/>
+        </w:rPr>
+        <w:t xml:space="preserve">十二、人員資料介接</w:t>
       </w:r>
     </w:p>
     <w:p>
@@ -6175,7 +6755,7 @@
           <w:sz w:val="22"/>
           <w:szCs w:val="22"/>
         </w:rPr>
-        <w:t xml:space="preserve">工號自動同步（因為對照表是從班表自行推導的）</w:t>
+        <w:t xml:space="preserve">工號自動同步與店號連動帶入（對照表都是從班表自行推導的，見第十一章）</w:t>
       </w:r>
     </w:p>
     <w:p>
@@ -6267,7 +6847,7 @@
           <w:sz w:val="30"/>
           <w:szCs w:val="30"/>
         </w:rPr>
-        <w:t xml:space="preserve">十二、目前限制</w:t>
+        <w:t xml:space="preserve">十三、目前限制</w:t>
       </w:r>
     </w:p>
     <w:tbl>
@@ -6509,7 +7089,7 @@
           <w:sz w:val="30"/>
           <w:szCs w:val="30"/>
         </w:rPr>
-        <w:t xml:space="preserve">十三、實測發現的資料問題</w:t>
+        <w:t xml:space="preserve">十四、實測發現的資料問題</w:t>
       </w:r>
     </w:p>
     <w:p>
